--- a/ml_lab/ml_index.docx
+++ b/ml_lab/ml_index.docx
@@ -571,6 +571,15 @@
                 <w:lang w:val="en-US"/>
               </w:rPr>
             </w:pPr>
+            <w:r>
+              <w:rPr>
+                <w:rFonts w:ascii="Times New Roman" w:hAnsi="Times New Roman" w:cs="Times New Roman"/>
+                <w:sz w:val="36"/>
+                <w:szCs w:val="36"/>
+                <w:lang w:val="en-US"/>
+              </w:rPr>
+              <w:t>5</w:t>
+            </w:r>
           </w:p>
         </w:tc>
         <w:tc>
@@ -595,6 +604,15 @@
                 <w:lang w:val="en-US"/>
               </w:rPr>
             </w:pPr>
+            <w:r>
+              <w:rPr>
+                <w:rFonts w:ascii="Times New Roman" w:hAnsi="Times New Roman" w:cs="Times New Roman"/>
+                <w:sz w:val="36"/>
+                <w:szCs w:val="36"/>
+                <w:lang w:val="en-US"/>
+              </w:rPr>
+              <w:t>Spam Email Classification &amp; Comparative Analysis</w:t>
+            </w:r>
           </w:p>
         </w:tc>
       </w:tr>
@@ -621,6 +639,15 @@
                 <w:lang w:val="en-US"/>
               </w:rPr>
             </w:pPr>
+            <w:r>
+              <w:rPr>
+                <w:rFonts w:ascii="Times New Roman" w:hAnsi="Times New Roman" w:cs="Times New Roman"/>
+                <w:sz w:val="36"/>
+                <w:szCs w:val="36"/>
+                <w:lang w:val="en-US"/>
+              </w:rPr>
+              <w:t>6</w:t>
+            </w:r>
           </w:p>
         </w:tc>
         <w:tc>
@@ -645,6 +672,24 @@
                 <w:lang w:val="en-US"/>
               </w:rPr>
             </w:pPr>
+            <w:r>
+              <w:rPr>
+                <w:rFonts w:ascii="Times New Roman" w:hAnsi="Times New Roman" w:cs="Times New Roman"/>
+                <w:sz w:val="36"/>
+                <w:szCs w:val="36"/>
+                <w:lang w:val="en-US"/>
+              </w:rPr>
+              <w:t xml:space="preserve">Credit Risk Assessment </w:t>
+            </w:r>
+            <w:r>
+              <w:rPr>
+                <w:rFonts w:ascii="Times New Roman" w:hAnsi="Times New Roman" w:cs="Times New Roman"/>
+                <w:sz w:val="36"/>
+                <w:szCs w:val="36"/>
+                <w:lang w:val="en-US"/>
+              </w:rPr>
+              <w:t>&amp; Comparative Analysis</w:t>
+            </w:r>
           </w:p>
         </w:tc>
       </w:tr>
@@ -671,6 +716,15 @@
                 <w:lang w:val="en-US"/>
               </w:rPr>
             </w:pPr>
+            <w:r>
+              <w:rPr>
+                <w:rFonts w:ascii="Times New Roman" w:hAnsi="Times New Roman" w:cs="Times New Roman"/>
+                <w:sz w:val="36"/>
+                <w:szCs w:val="36"/>
+                <w:lang w:val="en-US"/>
+              </w:rPr>
+              <w:t>7</w:t>
+            </w:r>
           </w:p>
         </w:tc>
         <w:tc>
@@ -695,6 +749,24 @@
                 <w:lang w:val="en-US"/>
               </w:rPr>
             </w:pPr>
+            <w:r>
+              <w:rPr>
+                <w:rFonts w:ascii="Times New Roman" w:hAnsi="Times New Roman" w:cs="Times New Roman"/>
+                <w:sz w:val="36"/>
+                <w:szCs w:val="36"/>
+                <w:lang w:val="en-US"/>
+              </w:rPr>
+              <w:t xml:space="preserve">Anomaly Detection </w:t>
+            </w:r>
+            <w:r>
+              <w:rPr>
+                <w:rFonts w:ascii="Times New Roman" w:hAnsi="Times New Roman" w:cs="Times New Roman"/>
+                <w:sz w:val="36"/>
+                <w:szCs w:val="36"/>
+                <w:lang w:val="en-US"/>
+              </w:rPr>
+              <w:t>&amp; Comparative Analysis</w:t>
+            </w:r>
           </w:p>
         </w:tc>
       </w:tr>
@@ -721,6 +793,15 @@
                 <w:lang w:val="en-US"/>
               </w:rPr>
             </w:pPr>
+            <w:r>
+              <w:rPr>
+                <w:rFonts w:ascii="Times New Roman" w:hAnsi="Times New Roman" w:cs="Times New Roman"/>
+                <w:sz w:val="36"/>
+                <w:szCs w:val="36"/>
+                <w:lang w:val="en-US"/>
+              </w:rPr>
+              <w:t>8</w:t>
+            </w:r>
           </w:p>
         </w:tc>
         <w:tc>
@@ -745,6 +826,24 @@
                 <w:lang w:val="en-US"/>
               </w:rPr>
             </w:pPr>
+            <w:r>
+              <w:rPr>
+                <w:rFonts w:ascii="Times New Roman" w:hAnsi="Times New Roman" w:cs="Times New Roman"/>
+                <w:sz w:val="36"/>
+                <w:szCs w:val="36"/>
+                <w:lang w:val="en-US"/>
+              </w:rPr>
+              <w:t xml:space="preserve">Student Performance Level Analysis </w:t>
+            </w:r>
+            <w:r>
+              <w:rPr>
+                <w:rFonts w:ascii="Times New Roman" w:hAnsi="Times New Roman" w:cs="Times New Roman"/>
+                <w:sz w:val="36"/>
+                <w:szCs w:val="36"/>
+                <w:lang w:val="en-US"/>
+              </w:rPr>
+              <w:t>&amp; Comparative Analysis</w:t>
+            </w:r>
           </w:p>
         </w:tc>
       </w:tr>
